--- a/_templates/Шаблон_Рахунок_Погодинно.docx
+++ b/_templates/Шаблон_Рахунок_Погодинно.docx
@@ -904,6 +904,80 @@
     </w:p>
     <w:p>
       <w:pPr>
+        <w:ind w:left="2880" w:firstLine="720"/>
+        <w:rPr>
+          <w:lang w:val="uk-UA"/>
+        </w:rPr>
+      </w:pPr>
+      <w:r>
+        <w:rPr>
+          <w:rFonts w:cs="Courier New"/>
+          <w:color w:val="0A0A0A"/>
+          <w:lang w:val="uk-UA"/>
+        </w:rPr>
+        <w:tab/>
+      </w:r>
+      <w:r>
+        <w:rPr>
+          <w:rFonts w:cs="Courier New"/>
+          <w:color w:val="0A0A0A"/>
+          <w:lang w:val="uk-UA"/>
+        </w:rPr>
+        <w:t>{{ПІДПИС}}</w:t>
+      </w:r>
+      <w:r>
+        <w:rPr>
+          <w:rFonts w:ascii="Courier New" w:hAnsi="Courier New" w:cs="Courier New"/>
+          <w:color w:val="0A0A0A"/>
+          <w:sz w:val="20"/>
+          <w:szCs w:val="20"/>
+          <w:lang w:val="uk-UA"/>
+        </w:rPr>
+        <w:t xml:space="preserve"> </w:t>
+      </w:r>
+      <w:r>
+        <w:rPr>
+          <w:rFonts w:ascii="Courier New" w:hAnsi="Courier New" w:cs="Courier New"/>
+          <w:color w:val="0A0A0A"/>
+          <w:sz w:val="20"/>
+          <w:szCs w:val="20"/>
+          <w:lang w:val="uk-UA"/>
+        </w:rPr>
+        <w:tab/>
+      </w:r>
+      <w:r>
+        <w:rPr>
+          <w:rFonts w:ascii="Courier New" w:hAnsi="Courier New" w:cs="Courier New"/>
+          <w:color w:val="0A0A0A"/>
+          <w:sz w:val="20"/>
+          <w:szCs w:val="20"/>
+          <w:lang w:val="uk-UA"/>
+        </w:rPr>
+        <w:tab/>
+      </w:r>
+      <w:r>
+        <w:rPr>
+          <w:rFonts w:ascii="Courier New" w:hAnsi="Courier New" w:cs="Courier New"/>
+          <w:color w:val="0A0A0A"/>
+          <w:sz w:val="20"/>
+          <w:szCs w:val="20"/>
+          <w:lang w:val="uk-UA"/>
+        </w:rPr>
+        <w:tab/>
+      </w:r>
+      <w:r>
+        <w:rPr>
+          <w:rFonts w:ascii="Courier New" w:hAnsi="Courier New" w:cs="Courier New"/>
+          <w:color w:val="0A0A0A"/>
+          <w:sz w:val="20"/>
+          <w:szCs w:val="20"/>
+          <w:lang w:val="uk-UA"/>
+        </w:rPr>
+        <w:tab/>
+      </w:r>
+    </w:p>
+    <w:p>
+      <w:pPr>
         <w:ind w:firstLine="720"/>
         <w:rPr>
           <w:lang w:val="uk-UA"/>
@@ -961,7 +1035,13 @@
         <w:rPr>
           <w:lang w:val="uk-UA"/>
         </w:rPr>
-        <w:t xml:space="preserve">_________________________ФОП  </w:t>
+        <w:tab/>
+      </w:r>
+      <w:r>
+        <w:rPr>
+          <w:lang w:val="uk-UA"/>
+        </w:rPr>
+        <w:t xml:space="preserve">ФОП  </w:t>
       </w:r>
       <w:r>
         <w:rPr>
@@ -975,29 +1055,6 @@
         </w:rPr>
         <w:t>Барабін</w:t>
       </w:r>
-    </w:p>
-    <w:p>
-      <w:pPr>
-        <w:ind w:firstLine="720"/>
-        <w:rPr>
-          <w:lang w:val="uk-UA"/>
-        </w:rPr>
-      </w:pPr>
-    </w:p>
-    <w:p>
-      <w:pPr>
-        <w:ind w:firstLine="720"/>
-        <w:rPr>
-          <w:lang w:val="uk-UA"/>
-        </w:rPr>
-      </w:pPr>
-    </w:p>
-    <w:p>
-      <w:pPr>
-        <w:rPr>
-          <w:lang w:val="uk-UA"/>
-        </w:rPr>
-      </w:pPr>
     </w:p>
     <w:sectPr>
       <w:headerReference w:type="first" r:id="rId8"/>
